--- a/worksheets/03_power_worksheet.docx
+++ b/worksheets/03_power_worksheet.docx
@@ -14,7 +14,14 @@
           <w:rFonts w:hint="eastAsia"/>
           <w:lang w:val="en-US"/>
         </w:rPr>
-        <w:t>学籍番号：</w:t>
+        <w:t>学生</w:t>
+      </w:r>
+      <w:r>
+        <w:rPr>
+          <w:rFonts w:hint="eastAsia"/>
+          <w:lang w:val="en-US"/>
+        </w:rPr>
+        <w:t>番号：</w:t>
       </w:r>
       <w:r>
         <w:rPr>
@@ -105,13 +112,12 @@
         </w:numPr>
         <w:ind w:left="709"/>
         <w:rPr>
+          <w:lang w:val="en-US"/>
+        </w:rPr>
+      </w:pPr>
+      <w:r>
+        <w:rPr>
           <w:rFonts w:hint="eastAsia"/>
-          <w:lang w:val="en-US"/>
-        </w:rPr>
-      </w:pPr>
-      <w:r>
-        <w:rPr>
-          <w:rFonts w:hint="eastAsia"/>
         </w:rPr>
         <w:t>非決定権力の</w:t>
       </w:r>
@@ -119,13 +125,7 @@
         <w:t>例：「そもそも議題に上がらなかった」「言い出しにくかった」「暗黙の了解で避けられていた」など。</w:t>
       </w:r>
     </w:p>
-    <w:p>
-      <w:pPr>
-        <w:rPr>
-          <w:rFonts w:hint="eastAsia"/>
-        </w:rPr>
-      </w:pPr>
-    </w:p>
+    <w:p/>
     <w:p>
       <w:pPr>
         <w:pStyle w:val="a9"/>
@@ -154,7 +154,6 @@
         <w:pStyle w:val="a9"/>
         <w:ind w:left="440"/>
         <w:rPr>
-          <w:rFonts w:hint="eastAsia"/>
           <w:lang w:val="en-US"/>
         </w:rPr>
       </w:pPr>
@@ -164,24 +163,23 @@
         <w:pStyle w:val="a9"/>
         <w:ind w:left="440"/>
         <w:rPr>
+          <w:u w:val="single"/>
+          <w:lang w:val="en-US"/>
+        </w:rPr>
+      </w:pPr>
+      <w:r>
+        <w:rPr>
+          <w:rFonts w:hint="eastAsia"/>
+          <w:lang w:val="en-US"/>
+        </w:rPr>
+        <w:t>場面：</w:t>
+      </w:r>
+      <w:r>
+        <w:rPr>
           <w:rFonts w:hint="eastAsia"/>
           <w:u w:val="single"/>
           <w:lang w:val="en-US"/>
         </w:rPr>
-      </w:pPr>
-      <w:r>
-        <w:rPr>
-          <w:rFonts w:hint="eastAsia"/>
-          <w:lang w:val="en-US"/>
-        </w:rPr>
-        <w:t>場面：</w:t>
-      </w:r>
-      <w:r>
-        <w:rPr>
-          <w:rFonts w:hint="eastAsia"/>
-          <w:u w:val="single"/>
-          <w:lang w:val="en-US"/>
-        </w:rPr>
         <w:t xml:space="preserve">　　　　　　　　　　　　　　　　　　　</w:t>
       </w:r>
     </w:p>
@@ -269,7 +267,6 @@
         <w:pStyle w:val="a9"/>
         <w:ind w:left="440"/>
         <w:rPr>
-          <w:rFonts w:hint="eastAsia"/>
           <w:lang w:val="en-US"/>
         </w:rPr>
       </w:pPr>
@@ -302,7 +299,6 @@
         <w:pStyle w:val="a9"/>
         <w:ind w:left="440"/>
         <w:rPr>
-          <w:rFonts w:hint="eastAsia"/>
           <w:lang w:val="en-US"/>
         </w:rPr>
       </w:pPr>
@@ -352,7 +348,6 @@
         <w:pStyle w:val="a9"/>
         <w:ind w:left="440"/>
         <w:rPr>
-          <w:rFonts w:hint="eastAsia"/>
           <w:lang w:val="en-US"/>
         </w:rPr>
       </w:pPr>
@@ -412,7 +407,6 @@
     <w:pPr>
       <w:pStyle w:val="aa"/>
       <w:rPr>
-        <w:rFonts w:hint="eastAsia"/>
         <w:lang w:val="en-US"/>
       </w:rPr>
     </w:pPr>
